--- a/docs/demo-industrial-fmi/deliverables/Jneopallium-Industrial-LoopGuardian-Architecture-Article-EN.docx
+++ b/docs/demo-industrial-fmi/deliverables/Jneopallium-Industrial-LoopGuardian-Architecture-Article-EN.docx
@@ -303,7 +303,7 @@
                 <w:color w:val="141B2E"/>
                 <w:sz w:val="19"/>
               </w:rPr>
-              <w:t>industrial-loop-guardian 1.0.0</w:t>
+              <w:t>industrial-loop-guardian 1.0.0 + machine-health condition monitoring</w:t>
             </w:r>
           </w:p>
         </w:tc>
@@ -814,7 +814,7 @@
           <w:color w:val="141B2E"/>
           <w:sz w:val="21"/>
         </w:rPr>
-        <w:t>The trained model and the deployable network</w:t>
+        <w:t>Hearing and feeling the machine: multimodal condition monitoring</w:t>
       </w:r>
     </w:p>
     <w:p>
@@ -837,7 +837,7 @@
           <w:color w:val="141B2E"/>
           <w:sz w:val="21"/>
         </w:rPr>
-        <w:t>Safety by design: why it cannot trip your plant</w:t>
+        <w:t>The trained model and the deployable network</w:t>
       </w:r>
     </w:p>
     <w:p>
@@ -860,7 +860,7 @@
           <w:color w:val="141B2E"/>
           <w:sz w:val="21"/>
         </w:rPr>
-        <w:t>Deployment topology: where it runs</w:t>
+        <w:t>Safety by design: why it cannot trip your plant</w:t>
       </w:r>
     </w:p>
     <w:p>
@@ -883,6 +883,29 @@
           <w:color w:val="141B2E"/>
           <w:sz w:val="21"/>
         </w:rPr>
+        <w:t>Deployment topology: where it runs</w:t>
+      </w:r>
+    </w:p>
+    <w:p>
+      <w:pPr>
+        <w:spacing w:after="80"/>
+        <w:ind w:left="144"/>
+      </w:pPr>
+      <w:r>
+        <w:rPr>
+          <w:rFonts w:ascii="Calibri" w:hAnsi="Calibri"/>
+          <w:b/>
+          <w:color w:val="1C5D99"/>
+          <w:sz w:val="21"/>
+        </w:rPr>
+        <w:t xml:space="preserve">14.  </w:t>
+      </w:r>
+      <w:r>
+        <w:rPr>
+          <w:rFonts w:ascii="Calibri" w:hAnsi="Calibri"/>
+          <w:color w:val="141B2E"/>
+          <w:sz w:val="21"/>
+        </w:rPr>
         <w:t>End-to-end walkthrough: nine scenarios</w:t>
       </w:r>
     </w:p>
@@ -898,7 +921,7 @@
           <w:color w:val="1C5D99"/>
           <w:sz w:val="21"/>
         </w:rPr>
-        <w:t xml:space="preserve">14.  </w:t>
+        <w:t xml:space="preserve">15.  </w:t>
       </w:r>
       <w:r>
         <w:rPr>
@@ -4995,6 +5018,255 @@
           </w:p>
         </w:tc>
       </w:tr>
+      <w:tr>
+        <w:tc>
+          <w:tcPr>
+            <w:tcW w:type="dxa" w:w="3600"/>
+            <w:shd w:val="clear" w:color="auto" w:fill="FFFFFF"/>
+            <w:tcMar>
+              <w:top w:w="60" w:type="dxa"/>
+              <w:bottom w:w="60" w:type="dxa"/>
+              <w:start w:w="110" w:type="dxa"/>
+              <w:end w:w="110" w:type="dxa"/>
+            </w:tcMar>
+            <w:vAlign w:val="center"/>
+          </w:tcPr>
+          <w:p>
+            <w:pPr>
+              <w:spacing w:after="0" w:line="252" w:lineRule="auto"/>
+            </w:pPr>
+            <w:r>
+              <w:rPr>
+                <w:rFonts w:ascii="Calibri" w:hAnsi="Calibri"/>
+                <w:i w:val="0"/>
+                <w:color w:val="141B2E"/>
+                <w:sz w:val="19"/>
+              </w:rPr>
+              <w:t>MachineWaveformSignal</w:t>
+            </w:r>
+          </w:p>
+        </w:tc>
+        <w:tc>
+          <w:tcPr>
+            <w:tcW w:type="dxa" w:w="3888"/>
+            <w:shd w:val="clear" w:color="auto" w:fill="FFFFFF"/>
+            <w:tcMar>
+              <w:top w:w="60" w:type="dxa"/>
+              <w:bottom w:w="60" w:type="dxa"/>
+              <w:start w:w="110" w:type="dxa"/>
+              <w:end w:w="110" w:type="dxa"/>
+            </w:tcMar>
+            <w:vAlign w:val="center"/>
+          </w:tcPr>
+          <w:p>
+            <w:pPr>
+              <w:spacing w:after="0" w:line="252" w:lineRule="auto"/>
+            </w:pPr>
+            <w:r>
+              <w:rPr>
+                <w:rFonts w:ascii="Calibri" w:hAnsi="Calibri"/>
+                <w:i w:val="0"/>
+                <w:color w:val="141B2E"/>
+                <w:sz w:val="19"/>
+              </w:rPr>
+              <w:t>Raw acoustic / vibration waveform</w:t>
+            </w:r>
+          </w:p>
+        </w:tc>
+        <w:tc>
+          <w:tcPr>
+            <w:tcW w:type="dxa" w:w="2304"/>
+            <w:shd w:val="clear" w:color="auto" w:fill="FFFFFF"/>
+            <w:tcMar>
+              <w:top w:w="60" w:type="dxa"/>
+              <w:bottom w:w="60" w:type="dxa"/>
+              <w:start w:w="110" w:type="dxa"/>
+              <w:end w:w="110" w:type="dxa"/>
+            </w:tcMar>
+            <w:vAlign w:val="center"/>
+          </w:tcPr>
+          <w:p>
+            <w:pPr>
+              <w:spacing w:after="0" w:line="252" w:lineRule="auto"/>
+            </w:pPr>
+            <w:r>
+              <w:rPr>
+                <w:rFonts w:ascii="Calibri" w:hAnsi="Calibri"/>
+                <w:i w:val="0"/>
+                <w:color w:val="141B2E"/>
+                <w:sz w:val="19"/>
+              </w:rPr>
+              <w:t>Every loop</w:t>
+            </w:r>
+          </w:p>
+        </w:tc>
+      </w:tr>
+      <w:tr>
+        <w:tc>
+          <w:tcPr>
+            <w:tcW w:type="dxa" w:w="3600"/>
+            <w:shd w:val="clear" w:color="auto" w:fill="F4F7FB"/>
+            <w:tcMar>
+              <w:top w:w="60" w:type="dxa"/>
+              <w:bottom w:w="60" w:type="dxa"/>
+              <w:start w:w="110" w:type="dxa"/>
+              <w:end w:w="110" w:type="dxa"/>
+            </w:tcMar>
+            <w:vAlign w:val="center"/>
+          </w:tcPr>
+          <w:p>
+            <w:pPr>
+              <w:spacing w:after="0" w:line="252" w:lineRule="auto"/>
+            </w:pPr>
+            <w:r>
+              <w:rPr>
+                <w:rFonts w:ascii="Calibri" w:hAnsi="Calibri"/>
+                <w:i w:val="0"/>
+                <w:color w:val="141B2E"/>
+                <w:sz w:val="19"/>
+              </w:rPr>
+              <w:t>MachineFeatureSignal</w:t>
+            </w:r>
+          </w:p>
+        </w:tc>
+        <w:tc>
+          <w:tcPr>
+            <w:tcW w:type="dxa" w:w="3888"/>
+            <w:shd w:val="clear" w:color="auto" w:fill="F4F7FB"/>
+            <w:tcMar>
+              <w:top w:w="60" w:type="dxa"/>
+              <w:bottom w:w="60" w:type="dxa"/>
+              <w:start w:w="110" w:type="dxa"/>
+              <w:end w:w="110" w:type="dxa"/>
+            </w:tcMar>
+            <w:vAlign w:val="center"/>
+          </w:tcPr>
+          <w:p>
+            <w:pPr>
+              <w:spacing w:after="0" w:line="252" w:lineRule="auto"/>
+            </w:pPr>
+            <w:r>
+              <w:rPr>
+                <w:rFonts w:ascii="Calibri" w:hAnsi="Calibri"/>
+                <w:i w:val="0"/>
+                <w:color w:val="141B2E"/>
+                <w:sz w:val="19"/>
+              </w:rPr>
+              <w:t>Acoustic &amp; vibration features</w:t>
+            </w:r>
+          </w:p>
+        </w:tc>
+        <w:tc>
+          <w:tcPr>
+            <w:tcW w:type="dxa" w:w="2304"/>
+            <w:shd w:val="clear" w:color="auto" w:fill="F4F7FB"/>
+            <w:tcMar>
+              <w:top w:w="60" w:type="dxa"/>
+              <w:bottom w:w="60" w:type="dxa"/>
+              <w:start w:w="110" w:type="dxa"/>
+              <w:end w:w="110" w:type="dxa"/>
+            </w:tcMar>
+            <w:vAlign w:val="center"/>
+          </w:tcPr>
+          <w:p>
+            <w:pPr>
+              <w:spacing w:after="0" w:line="252" w:lineRule="auto"/>
+            </w:pPr>
+            <w:r>
+              <w:rPr>
+                <w:rFonts w:ascii="Calibri" w:hAnsi="Calibri"/>
+                <w:i w:val="0"/>
+                <w:color w:val="141B2E"/>
+                <w:sz w:val="19"/>
+              </w:rPr>
+              <w:t>Every ~4 loops</w:t>
+            </w:r>
+          </w:p>
+        </w:tc>
+      </w:tr>
+      <w:tr>
+        <w:tc>
+          <w:tcPr>
+            <w:tcW w:type="dxa" w:w="3600"/>
+            <w:shd w:val="clear" w:color="auto" w:fill="FFFFFF"/>
+            <w:tcMar>
+              <w:top w:w="60" w:type="dxa"/>
+              <w:bottom w:w="60" w:type="dxa"/>
+              <w:start w:w="110" w:type="dxa"/>
+              <w:end w:w="110" w:type="dxa"/>
+            </w:tcMar>
+            <w:vAlign w:val="center"/>
+          </w:tcPr>
+          <w:p>
+            <w:pPr>
+              <w:spacing w:after="0" w:line="252" w:lineRule="auto"/>
+            </w:pPr>
+            <w:r>
+              <w:rPr>
+                <w:rFonts w:ascii="Calibri" w:hAnsi="Calibri"/>
+                <w:i w:val="0"/>
+                <w:color w:val="141B2E"/>
+                <w:sz w:val="19"/>
+              </w:rPr>
+              <w:t>MachineHealthAdvisorySignal</w:t>
+            </w:r>
+          </w:p>
+        </w:tc>
+        <w:tc>
+          <w:tcPr>
+            <w:tcW w:type="dxa" w:w="3888"/>
+            <w:shd w:val="clear" w:color="auto" w:fill="FFFFFF"/>
+            <w:tcMar>
+              <w:top w:w="60" w:type="dxa"/>
+              <w:bottom w:w="60" w:type="dxa"/>
+              <w:start w:w="110" w:type="dxa"/>
+              <w:end w:w="110" w:type="dxa"/>
+            </w:tcMar>
+            <w:vAlign w:val="center"/>
+          </w:tcPr>
+          <w:p>
+            <w:pPr>
+              <w:spacing w:after="0" w:line="252" w:lineRule="auto"/>
+            </w:pPr>
+            <w:r>
+              <w:rPr>
+                <w:rFonts w:ascii="Calibri" w:hAnsi="Calibri"/>
+                <w:i w:val="0"/>
+                <w:color w:val="141B2E"/>
+                <w:sz w:val="19"/>
+              </w:rPr>
+              <w:t>Health score + fault probabilities</w:t>
+            </w:r>
+          </w:p>
+        </w:tc>
+        <w:tc>
+          <w:tcPr>
+            <w:tcW w:type="dxa" w:w="2304"/>
+            <w:shd w:val="clear" w:color="auto" w:fill="FFFFFF"/>
+            <w:tcMar>
+              <w:top w:w="60" w:type="dxa"/>
+              <w:bottom w:w="60" w:type="dxa"/>
+              <w:start w:w="110" w:type="dxa"/>
+              <w:end w:w="110" w:type="dxa"/>
+            </w:tcMar>
+            <w:vAlign w:val="center"/>
+          </w:tcPr>
+          <w:p>
+            <w:pPr>
+              <w:spacing w:after="0" w:line="252" w:lineRule="auto"/>
+            </w:pPr>
+            <w:r>
+              <w:rPr>
+                <w:rFonts w:ascii="Calibri" w:hAnsi="Calibri"/>
+                <w:i w:val="0"/>
+                <w:color w:val="141B2E"/>
+                <w:sz w:val="19"/>
+              </w:rPr>
+              <w:t>Every ~10 loops</w:t>
+            </w:r>
+          </w:p>
+        </w:tc>
+      </w:tr>
     </w:tbl>
     <w:p>
       <w:pPr>
@@ -5231,6 +5503,802 @@
           <w:sz w:val="34"/>
         </w:rPr>
         <w:t xml:space="preserve">10  </w:t>
+      </w:r>
+      <w:r>
+        <w:rPr>
+          <w:rFonts w:ascii="Calibri" w:hAnsi="Calibri"/>
+          <w:b/>
+          <w:color w:val="102A54"/>
+          <w:sz w:val="34"/>
+        </w:rPr>
+        <w:t>Hearing and feeling the machine: multimodal condition monitoring</w:t>
+      </w:r>
+    </w:p>
+    <w:p>
+      <w:pPr>
+        <w:spacing w:after="120"/>
+      </w:pPr>
+      <w:r>
+        <w:rPr>
+          <w:rFonts w:ascii="Calibri" w:hAnsi="Calibri"/>
+          <w:i w:val="0"/>
+          <w:color w:val="141B2E"/>
+          <w:sz w:val="21"/>
+        </w:rPr>
+        <w:t xml:space="preserve">The four heads above read *process* telemetry. The updated Guardian adds a </w:t>
+      </w:r>
+      <w:r>
+        <w:rPr>
+          <w:rFonts w:ascii="Calibri" w:hAnsi="Calibri"/>
+          <w:b/>
+          <w:i w:val="0"/>
+          <w:color w:val="141B2E"/>
+          <w:sz w:val="21"/>
+        </w:rPr>
+        <w:t>multimodal machine-health subsystem</w:t>
+      </w:r>
+      <w:r>
+        <w:rPr>
+          <w:rFonts w:ascii="Calibri" w:hAnsi="Calibri"/>
+          <w:i w:val="0"/>
+          <w:color w:val="141B2E"/>
+          <w:sz w:val="21"/>
+        </w:rPr>
+        <w:t xml:space="preserve"> that also *hears and feels* the equipment — acoustic and vibration condition monitoring — implemented as a read-only / shadow / advisory runtime layer that never touches control. It turns raw sound and vibration into named fault hypotheses with a calibrated health score and an honest measure of its own uncertainty:</w:t>
+      </w:r>
+    </w:p>
+    <w:tbl>
+      <w:tblPr>
+        <w:tblW w:type="auto" w:w="0"/>
+        <w:jc w:val="center"/>
+        <w:tblLook w:firstColumn="1" w:firstRow="1" w:lastColumn="0" w:lastRow="0" w:noHBand="0" w:noVBand="1" w:val="04A0"/>
+        <w:tblBorders>
+          <w:top w:val="single" w:sz="4" w:space="0" w:color="D6DBE5"/>
+          <w:left w:val="single" w:sz="4" w:space="0" w:color="D6DBE5"/>
+          <w:bottom w:val="single" w:sz="4" w:space="0" w:color="D6DBE5"/>
+          <w:right w:val="single" w:sz="4" w:space="0" w:color="D6DBE5"/>
+          <w:insideH w:val="single" w:sz="4" w:space="0" w:color="D6DBE5"/>
+          <w:insideV w:val="single" w:sz="4" w:space="0" w:color="D6DBE5"/>
+        </w:tblBorders>
+      </w:tblPr>
+      <w:tblGrid>
+        <w:gridCol w:w="4586"/>
+        <w:gridCol w:w="4586"/>
+      </w:tblGrid>
+      <w:tr>
+        <w:tc>
+          <w:tcPr>
+            <w:tcW w:type="dxa" w:w="4320"/>
+            <w:shd w:val="clear" w:color="auto" w:fill="1C5D99"/>
+            <w:tcMar>
+              <w:top w:w="60" w:type="dxa"/>
+              <w:bottom w:w="60" w:type="dxa"/>
+              <w:start w:w="110" w:type="dxa"/>
+              <w:end w:w="110" w:type="dxa"/>
+            </w:tcMar>
+            <w:vAlign w:val="center"/>
+          </w:tcPr>
+          <w:p>
+            <w:pPr>
+              <w:spacing w:after="0"/>
+            </w:pPr>
+            <w:r>
+              <w:rPr>
+                <w:rFonts w:ascii="Calibri" w:hAnsi="Calibri"/>
+                <w:b/>
+                <w:color w:val="FFFFFF"/>
+                <w:sz w:val="19"/>
+              </w:rPr>
+              <w:t>Stage (owning neuron)</w:t>
+            </w:r>
+          </w:p>
+        </w:tc>
+        <w:tc>
+          <w:tcPr>
+            <w:tcW w:type="dxa" w:w="5472"/>
+            <w:shd w:val="clear" w:color="auto" w:fill="1C5D99"/>
+            <w:tcMar>
+              <w:top w:w="60" w:type="dxa"/>
+              <w:bottom w:w="60" w:type="dxa"/>
+              <w:start w:w="110" w:type="dxa"/>
+              <w:end w:w="110" w:type="dxa"/>
+            </w:tcMar>
+            <w:vAlign w:val="center"/>
+          </w:tcPr>
+          <w:p>
+            <w:pPr>
+              <w:spacing w:after="0"/>
+            </w:pPr>
+            <w:r>
+              <w:rPr>
+                <w:rFonts w:ascii="Calibri" w:hAnsi="Calibri"/>
+                <w:b/>
+                <w:color w:val="FFFFFF"/>
+                <w:sz w:val="19"/>
+              </w:rPr>
+              <w:t>What it does</w:t>
+            </w:r>
+          </w:p>
+        </w:tc>
+      </w:tr>
+      <w:tr>
+        <w:tc>
+          <w:tcPr>
+            <w:tcW w:type="dxa" w:w="4320"/>
+            <w:shd w:val="clear" w:color="auto" w:fill="F4F7FB"/>
+            <w:tcMar>
+              <w:top w:w="60" w:type="dxa"/>
+              <w:bottom w:w="60" w:type="dxa"/>
+              <w:start w:w="110" w:type="dxa"/>
+              <w:end w:w="110" w:type="dxa"/>
+            </w:tcMar>
+            <w:vAlign w:val="center"/>
+          </w:tcPr>
+          <w:p>
+            <w:pPr>
+              <w:spacing w:after="0" w:line="252" w:lineRule="auto"/>
+            </w:pPr>
+            <w:r>
+              <w:rPr>
+                <w:rFonts w:ascii="Calibri" w:hAnsi="Calibri"/>
+                <w:i w:val="0"/>
+                <w:color w:val="141B2E"/>
+                <w:sz w:val="19"/>
+              </w:rPr>
+              <w:t>Acoustic features (AcousticFeatureNeuron)</w:t>
+            </w:r>
+          </w:p>
+        </w:tc>
+        <w:tc>
+          <w:tcPr>
+            <w:tcW w:type="dxa" w:w="5472"/>
+            <w:shd w:val="clear" w:color="auto" w:fill="F4F7FB"/>
+            <w:tcMar>
+              <w:top w:w="60" w:type="dxa"/>
+              <w:bottom w:w="60" w:type="dxa"/>
+              <w:start w:w="110" w:type="dxa"/>
+              <w:end w:w="110" w:type="dxa"/>
+            </w:tcMar>
+            <w:vAlign w:val="center"/>
+          </w:tcPr>
+          <w:p>
+            <w:pPr>
+              <w:spacing w:after="0" w:line="252" w:lineRule="auto"/>
+            </w:pPr>
+            <w:r>
+              <w:rPr>
+                <w:rFonts w:ascii="Calibri" w:hAnsi="Calibri"/>
+                <w:i w:val="0"/>
+                <w:color w:val="141B2E"/>
+                <w:sz w:val="19"/>
+              </w:rPr>
+              <w:t>RMS, crest factor, spectral centroid from the sound stream</w:t>
+            </w:r>
+          </w:p>
+        </w:tc>
+      </w:tr>
+      <w:tr>
+        <w:tc>
+          <w:tcPr>
+            <w:tcW w:type="dxa" w:w="4320"/>
+            <w:shd w:val="clear" w:color="auto" w:fill="FFFFFF"/>
+            <w:tcMar>
+              <w:top w:w="60" w:type="dxa"/>
+              <w:bottom w:w="60" w:type="dxa"/>
+              <w:start w:w="110" w:type="dxa"/>
+              <w:end w:w="110" w:type="dxa"/>
+            </w:tcMar>
+            <w:vAlign w:val="center"/>
+          </w:tcPr>
+          <w:p>
+            <w:pPr>
+              <w:spacing w:after="0" w:line="252" w:lineRule="auto"/>
+            </w:pPr>
+            <w:r>
+              <w:rPr>
+                <w:rFonts w:ascii="Calibri" w:hAnsi="Calibri"/>
+                <w:i w:val="0"/>
+                <w:color w:val="141B2E"/>
+                <w:sz w:val="19"/>
+              </w:rPr>
+              <w:t>Vibration features (VibrationFeatureNeuron)</w:t>
+            </w:r>
+          </w:p>
+        </w:tc>
+        <w:tc>
+          <w:tcPr>
+            <w:tcW w:type="dxa" w:w="5472"/>
+            <w:shd w:val="clear" w:color="auto" w:fill="FFFFFF"/>
+            <w:tcMar>
+              <w:top w:w="60" w:type="dxa"/>
+              <w:bottom w:w="60" w:type="dxa"/>
+              <w:start w:w="110" w:type="dxa"/>
+              <w:end w:w="110" w:type="dxa"/>
+            </w:tcMar>
+            <w:vAlign w:val="center"/>
+          </w:tcPr>
+          <w:p>
+            <w:pPr>
+              <w:spacing w:after="0" w:line="252" w:lineRule="auto"/>
+            </w:pPr>
+            <w:r>
+              <w:rPr>
+                <w:rFonts w:ascii="Calibri" w:hAnsi="Calibri"/>
+                <w:i w:val="0"/>
+                <w:color w:val="141B2E"/>
+                <w:sz w:val="19"/>
+              </w:rPr>
+              <w:t>RMS, envelope energy, crest factor from the vibration stream</w:t>
+            </w:r>
+          </w:p>
+        </w:tc>
+      </w:tr>
+      <w:tr>
+        <w:tc>
+          <w:tcPr>
+            <w:tcW w:type="dxa" w:w="4320"/>
+            <w:shd w:val="clear" w:color="auto" w:fill="F4F7FB"/>
+            <w:tcMar>
+              <w:top w:w="60" w:type="dxa"/>
+              <w:bottom w:w="60" w:type="dxa"/>
+              <w:start w:w="110" w:type="dxa"/>
+              <w:end w:w="110" w:type="dxa"/>
+            </w:tcMar>
+            <w:vAlign w:val="center"/>
+          </w:tcPr>
+          <w:p>
+            <w:pPr>
+              <w:spacing w:after="0" w:line="252" w:lineRule="auto"/>
+            </w:pPr>
+            <w:r>
+              <w:rPr>
+                <w:rFonts w:ascii="Calibri" w:hAnsi="Calibri"/>
+                <w:i w:val="0"/>
+                <w:color w:val="141B2E"/>
+                <w:sz w:val="19"/>
+              </w:rPr>
+              <w:t>Operating regime (OperatingRegimeNeuron)</w:t>
+            </w:r>
+          </w:p>
+        </w:tc>
+        <w:tc>
+          <w:tcPr>
+            <w:tcW w:type="dxa" w:w="5472"/>
+            <w:shd w:val="clear" w:color="auto" w:fill="F4F7FB"/>
+            <w:tcMar>
+              <w:top w:w="60" w:type="dxa"/>
+              <w:bottom w:w="60" w:type="dxa"/>
+              <w:start w:w="110" w:type="dxa"/>
+              <w:end w:w="110" w:type="dxa"/>
+            </w:tcMar>
+            <w:vAlign w:val="center"/>
+          </w:tcPr>
+          <w:p>
+            <w:pPr>
+              <w:spacing w:after="0" w:line="252" w:lineRule="auto"/>
+            </w:pPr>
+            <w:r>
+              <w:rPr>
+                <w:rFonts w:ascii="Calibri" w:hAnsi="Calibri"/>
+                <w:i w:val="0"/>
+                <w:color w:val="141B2E"/>
+                <w:sz w:val="19"/>
+              </w:rPr>
+              <w:t>Speed-normalised scoring so a reading means the right thing at each load</w:t>
+            </w:r>
+          </w:p>
+        </w:tc>
+      </w:tr>
+      <w:tr>
+        <w:tc>
+          <w:tcPr>
+            <w:tcW w:type="dxa" w:w="4320"/>
+            <w:shd w:val="clear" w:color="auto" w:fill="FFFFFF"/>
+            <w:tcMar>
+              <w:top w:w="60" w:type="dxa"/>
+              <w:bottom w:w="60" w:type="dxa"/>
+              <w:start w:w="110" w:type="dxa"/>
+              <w:end w:w="110" w:type="dxa"/>
+            </w:tcMar>
+            <w:vAlign w:val="center"/>
+          </w:tcPr>
+          <w:p>
+            <w:pPr>
+              <w:spacing w:after="0" w:line="252" w:lineRule="auto"/>
+            </w:pPr>
+            <w:r>
+              <w:rPr>
+                <w:rFonts w:ascii="Calibri" w:hAnsi="Calibri"/>
+                <w:i w:val="0"/>
+                <w:color w:val="141B2E"/>
+                <w:sz w:val="19"/>
+              </w:rPr>
+              <w:t>Baseline &amp; domain shift (MachineBaselineNeuron)</w:t>
+            </w:r>
+          </w:p>
+        </w:tc>
+        <w:tc>
+          <w:tcPr>
+            <w:tcW w:type="dxa" w:w="5472"/>
+            <w:shd w:val="clear" w:color="auto" w:fill="FFFFFF"/>
+            <w:tcMar>
+              <w:top w:w="60" w:type="dxa"/>
+              <w:bottom w:w="60" w:type="dxa"/>
+              <w:start w:w="110" w:type="dxa"/>
+              <w:end w:w="110" w:type="dxa"/>
+            </w:tcMar>
+            <w:vAlign w:val="center"/>
+          </w:tcPr>
+          <w:p>
+            <w:pPr>
+              <w:spacing w:after="0" w:line="252" w:lineRule="auto"/>
+            </w:pPr>
+            <w:r>
+              <w:rPr>
+                <w:rFonts w:ascii="Calibri" w:hAnsi="Calibri"/>
+                <w:i w:val="0"/>
+                <w:color w:val="141B2E"/>
+                <w:sz w:val="19"/>
+              </w:rPr>
+              <w:t>Per-machine baseline, a domain-shift score, cross-sensor consistency</w:t>
+            </w:r>
+          </w:p>
+        </w:tc>
+      </w:tr>
+      <w:tr>
+        <w:tc>
+          <w:tcPr>
+            <w:tcW w:type="dxa" w:w="4320"/>
+            <w:shd w:val="clear" w:color="auto" w:fill="F4F7FB"/>
+            <w:tcMar>
+              <w:top w:w="60" w:type="dxa"/>
+              <w:bottom w:w="60" w:type="dxa"/>
+              <w:start w:w="110" w:type="dxa"/>
+              <w:end w:w="110" w:type="dxa"/>
+            </w:tcMar>
+            <w:vAlign w:val="center"/>
+          </w:tcPr>
+          <w:p>
+            <w:pPr>
+              <w:spacing w:after="0" w:line="252" w:lineRule="auto"/>
+            </w:pPr>
+            <w:r>
+              <w:rPr>
+                <w:rFonts w:ascii="Calibri" w:hAnsi="Calibri"/>
+                <w:i w:val="0"/>
+                <w:color w:val="141B2E"/>
+                <w:sz w:val="19"/>
+              </w:rPr>
+              <w:t>Fault hypotheses (FaultHypothesisNeuron)</w:t>
+            </w:r>
+          </w:p>
+        </w:tc>
+        <w:tc>
+          <w:tcPr>
+            <w:tcW w:type="dxa" w:w="5472"/>
+            <w:shd w:val="clear" w:color="auto" w:fill="F4F7FB"/>
+            <w:tcMar>
+              <w:top w:w="60" w:type="dxa"/>
+              <w:bottom w:w="60" w:type="dxa"/>
+              <w:start w:w="110" w:type="dxa"/>
+              <w:end w:w="110" w:type="dxa"/>
+            </w:tcMar>
+            <w:vAlign w:val="center"/>
+          </w:tcPr>
+          <w:p>
+            <w:pPr>
+              <w:spacing w:after="0" w:line="252" w:lineRule="auto"/>
+            </w:pPr>
+            <w:r>
+              <w:rPr>
+                <w:rFonts w:ascii="Calibri" w:hAnsi="Calibri"/>
+                <w:i w:val="0"/>
+                <w:color w:val="141B2E"/>
+                <w:sz w:val="19"/>
+              </w:rPr>
+              <w:t>Probabilities for bearing damage, cavitation, imbalance, sensor fault, unknown anomaly</w:t>
+            </w:r>
+          </w:p>
+        </w:tc>
+      </w:tr>
+      <w:tr>
+        <w:tc>
+          <w:tcPr>
+            <w:tcW w:type="dxa" w:w="4320"/>
+            <w:shd w:val="clear" w:color="auto" w:fill="FFFFFF"/>
+            <w:tcMar>
+              <w:top w:w="60" w:type="dxa"/>
+              <w:bottom w:w="60" w:type="dxa"/>
+              <w:start w:w="110" w:type="dxa"/>
+              <w:end w:w="110" w:type="dxa"/>
+            </w:tcMar>
+            <w:vAlign w:val="center"/>
+          </w:tcPr>
+          <w:p>
+            <w:pPr>
+              <w:spacing w:after="0" w:line="252" w:lineRule="auto"/>
+            </w:pPr>
+            <w:r>
+              <w:rPr>
+                <w:rFonts w:ascii="Calibri" w:hAnsi="Calibri"/>
+                <w:i w:val="0"/>
+                <w:color w:val="141B2E"/>
+                <w:sz w:val="19"/>
+              </w:rPr>
+              <w:t>Health correlation &amp; gate (MachineHealthCorrelationNeuron, AdvisoryGateNeuron)</w:t>
+            </w:r>
+          </w:p>
+        </w:tc>
+        <w:tc>
+          <w:tcPr>
+            <w:tcW w:type="dxa" w:w="5472"/>
+            <w:shd w:val="clear" w:color="auto" w:fill="FFFFFF"/>
+            <w:tcMar>
+              <w:top w:w="60" w:type="dxa"/>
+              <w:bottom w:w="60" w:type="dxa"/>
+              <w:start w:w="110" w:type="dxa"/>
+              <w:end w:w="110" w:type="dxa"/>
+            </w:tcMar>
+            <w:vAlign w:val="center"/>
+          </w:tcPr>
+          <w:p>
+            <w:pPr>
+              <w:spacing w:after="0" w:line="252" w:lineRule="auto"/>
+            </w:pPr>
+            <w:r>
+              <w:rPr>
+                <w:rFonts w:ascii="Calibri" w:hAnsi="Calibri"/>
+                <w:i w:val="0"/>
+                <w:color w:val="141B2E"/>
+                <w:sz w:val="19"/>
+              </w:rPr>
+              <w:t>Fuses the evidence into a health advisory and keeps it advisory-only</w:t>
+            </w:r>
+          </w:p>
+        </w:tc>
+      </w:tr>
+    </w:tbl>
+    <w:p>
+      <w:pPr>
+        <w:spacing w:after="0" w:before="0"/>
+      </w:pPr>
+      <w:r>
+        <w:rPr>
+          <w:sz w:val="12"/>
+        </w:rPr>
+      </w:r>
+    </w:p>
+    <w:p>
+      <w:pPr>
+        <w:spacing w:after="120"/>
+      </w:pPr>
+      <w:r>
+        <w:rPr>
+          <w:rFonts w:ascii="Calibri" w:hAnsi="Calibri"/>
+          <w:i w:val="0"/>
+          <w:color w:val="141B2E"/>
+          <w:sz w:val="21"/>
+        </w:rPr>
+        <w:t xml:space="preserve">The health advisory carries a </w:t>
+      </w:r>
+      <w:r>
+        <w:rPr>
+          <w:rFonts w:ascii="Consolas" w:hAnsi="Consolas"/>
+          <w:color w:val="102A54"/>
+          <w:sz w:val="20"/>
+        </w:rPr>
+        <w:t>healthScore</w:t>
+      </w:r>
+      <w:r>
+        <w:rPr>
+          <w:rFonts w:ascii="Calibri" w:hAnsi="Calibri"/>
+          <w:i w:val="0"/>
+          <w:color w:val="141B2E"/>
+          <w:sz w:val="21"/>
+        </w:rPr>
+        <w:t xml:space="preserve">, an </w:t>
+      </w:r>
+      <w:r>
+        <w:rPr>
+          <w:rFonts w:ascii="Consolas" w:hAnsi="Consolas"/>
+          <w:color w:val="102A54"/>
+          <w:sz w:val="20"/>
+        </w:rPr>
+        <w:t>anomalyProbability</w:t>
+      </w:r>
+      <w:r>
+        <w:rPr>
+          <w:rFonts w:ascii="Calibri" w:hAnsi="Calibri"/>
+          <w:i w:val="0"/>
+          <w:color w:val="141B2E"/>
+          <w:sz w:val="21"/>
+        </w:rPr>
+        <w:t xml:space="preserve">, per-fault </w:t>
+      </w:r>
+      <w:r>
+        <w:rPr>
+          <w:rFonts w:ascii="Consolas" w:hAnsi="Consolas"/>
+          <w:color w:val="102A54"/>
+          <w:sz w:val="20"/>
+        </w:rPr>
+        <w:t>faultProbabilities</w:t>
+      </w:r>
+      <w:r>
+        <w:rPr>
+          <w:rFonts w:ascii="Calibri" w:hAnsi="Calibri"/>
+          <w:i w:val="0"/>
+          <w:color w:val="141B2E"/>
+          <w:sz w:val="21"/>
+        </w:rPr>
+        <w:t xml:space="preserve"> (bearing damage, cavitation, imbalance, sensor fault), an </w:t>
+      </w:r>
+      <w:r>
+        <w:rPr>
+          <w:rFonts w:ascii="Consolas" w:hAnsi="Consolas"/>
+          <w:color w:val="102A54"/>
+          <w:sz w:val="20"/>
+        </w:rPr>
+        <w:t>unknownAnomalyProbability</w:t>
+      </w:r>
+      <w:r>
+        <w:rPr>
+          <w:rFonts w:ascii="Calibri" w:hAnsi="Calibri"/>
+          <w:i w:val="0"/>
+          <w:color w:val="141B2E"/>
+          <w:sz w:val="21"/>
+        </w:rPr>
+        <w:t xml:space="preserve">, a </w:t>
+      </w:r>
+      <w:r>
+        <w:rPr>
+          <w:rFonts w:ascii="Consolas" w:hAnsi="Consolas"/>
+          <w:color w:val="102A54"/>
+          <w:sz w:val="20"/>
+        </w:rPr>
+        <w:t>domainShiftScore</w:t>
+      </w:r>
+      <w:r>
+        <w:rPr>
+          <w:rFonts w:ascii="Calibri" w:hAnsi="Calibri"/>
+          <w:i w:val="0"/>
+          <w:color w:val="141B2E"/>
+          <w:sz w:val="21"/>
+        </w:rPr>
+        <w:t xml:space="preserve">, and an </w:t>
+      </w:r>
+      <w:r>
+        <w:rPr>
+          <w:rFonts w:ascii="Consolas" w:hAnsi="Consolas"/>
+          <w:color w:val="102A54"/>
+          <w:sz w:val="20"/>
+        </w:rPr>
+        <w:t>uncertainty</w:t>
+      </w:r>
+      <w:r>
+        <w:rPr>
+          <w:rFonts w:ascii="Calibri" w:hAnsi="Calibri"/>
+          <w:i w:val="0"/>
+          <w:color w:val="141B2E"/>
+          <w:sz w:val="21"/>
+        </w:rPr>
+        <w:t xml:space="preserve"> value — so it tells you not just *what* it suspects but *how sure it is*.</w:t>
+      </w:r>
+    </w:p>
+    <w:tbl>
+      <w:tblPr>
+        <w:tblW w:type="auto" w:w="0"/>
+        <w:jc w:val="center"/>
+        <w:tblLook w:firstColumn="1" w:firstRow="1" w:lastColumn="0" w:lastRow="0" w:noHBand="0" w:noVBand="1" w:val="04A0"/>
+        <w:tblBorders>
+          <w:top w:val="single" w:sz="4" w:space="0" w:color="E8F3EC"/>
+          <w:left w:val="single" w:sz="4" w:space="0" w:color="E8F3EC"/>
+          <w:bottom w:val="single" w:sz="4" w:space="0" w:color="E8F3EC"/>
+          <w:right w:val="single" w:sz="4" w:space="0" w:color="E8F3EC"/>
+          <w:insideH w:val="single" w:sz="4" w:space="0" w:color="E8F3EC"/>
+          <w:insideV w:val="single" w:sz="4" w:space="0" w:color="E8F3EC"/>
+        </w:tblBorders>
+      </w:tblPr>
+      <w:tblGrid>
+        <w:gridCol w:w="9173"/>
+      </w:tblGrid>
+      <w:tr>
+        <w:tc>
+          <w:tcPr>
+            <w:tcW w:type="dxa" w:w="9173"/>
+            <w:shd w:val="clear" w:color="auto" w:fill="E8F3EC"/>
+            <w:tcMar>
+              <w:top w:w="120" w:type="dxa"/>
+              <w:bottom w:w="120" w:type="dxa"/>
+              <w:start w:w="160" w:type="dxa"/>
+              <w:end w:w="160" w:type="dxa"/>
+            </w:tcMar>
+            <w:tcBorders>
+              <w:left w:val="single" w:sz="24" w:space="0" w:color="1F7A3D"/>
+            </w:tcBorders>
+          </w:tcPr>
+          <w:p>
+            <w:pPr>
+              <w:spacing w:after="60"/>
+            </w:pPr>
+            <w:r>
+              <w:rPr>
+                <w:rFonts w:ascii="Calibri" w:hAnsi="Calibri"/>
+                <w:b/>
+                <w:color w:val="1F7A3D"/>
+                <w:sz w:val="21"/>
+              </w:rPr>
+              <w:t>Why domain-shift and uncertainty matter</w:t>
+            </w:r>
+          </w:p>
+          <w:p>
+            <w:pPr>
+              <w:spacing w:after="0"/>
+            </w:pPr>
+            <w:r>
+              <w:rPr>
+                <w:rFonts w:ascii="Calibri" w:hAnsi="Calibri"/>
+                <w:i w:val="0"/>
+                <w:color w:val="141B2E"/>
+                <w:sz w:val="20"/>
+              </w:rPr>
+              <w:t>A condition-monitoring model that confidently mislabels an unfamiliar machine is dangerous. This subsystem reports a domain-shift score and an uncertainty value, so an unfamiliar machine or regime surfaces as "I am not sure" rather than a false alarm — exactly what makes it trustworthy in shadow mode.</w:t>
+            </w:r>
+          </w:p>
+        </w:tc>
+      </w:tr>
+    </w:tbl>
+    <w:p>
+      <w:pPr>
+        <w:spacing w:after="0" w:before="0"/>
+      </w:pPr>
+      <w:r>
+        <w:rPr>
+          <w:sz w:val="12"/>
+        </w:rPr>
+      </w:r>
+    </w:p>
+    <w:p>
+      <w:pPr>
+        <w:spacing w:after="120"/>
+      </w:pPr>
+      <w:r>
+        <w:rPr>
+          <w:rFonts w:ascii="Calibri" w:hAnsi="Calibri"/>
+          <w:i w:val="0"/>
+          <w:color w:val="141B2E"/>
+          <w:sz w:val="21"/>
+        </w:rPr>
+        <w:t xml:space="preserve">It is trained on public machine-condition datasets — </w:t>
+      </w:r>
+      <w:r>
+        <w:rPr>
+          <w:rFonts w:ascii="Calibri" w:hAnsi="Calibri"/>
+          <w:b/>
+          <w:i w:val="0"/>
+          <w:color w:val="141B2E"/>
+          <w:sz w:val="21"/>
+        </w:rPr>
+        <w:t>MIMII</w:t>
+      </w:r>
+      <w:r>
+        <w:rPr>
+          <w:rFonts w:ascii="Calibri" w:hAnsi="Calibri"/>
+          <w:i w:val="0"/>
+          <w:color w:val="141B2E"/>
+          <w:sz w:val="21"/>
+        </w:rPr>
+        <w:t xml:space="preserve">, </w:t>
+      </w:r>
+      <w:r>
+        <w:rPr>
+          <w:rFonts w:ascii="Calibri" w:hAnsi="Calibri"/>
+          <w:b/>
+          <w:i w:val="0"/>
+          <w:color w:val="141B2E"/>
+          <w:sz w:val="21"/>
+        </w:rPr>
+        <w:t>DCASE machine-condition</w:t>
+      </w:r>
+      <w:r>
+        <w:rPr>
+          <w:rFonts w:ascii="Calibri" w:hAnsi="Calibri"/>
+          <w:i w:val="0"/>
+          <w:color w:val="141B2E"/>
+          <w:sz w:val="21"/>
+        </w:rPr>
+        <w:t xml:space="preserve">, </w:t>
+      </w:r>
+      <w:r>
+        <w:rPr>
+          <w:rFonts w:ascii="Calibri" w:hAnsi="Calibri"/>
+          <w:b/>
+          <w:i w:val="0"/>
+          <w:color w:val="141B2E"/>
+          <w:sz w:val="21"/>
+        </w:rPr>
+        <w:t>MIMII DUE/DG</w:t>
+      </w:r>
+      <w:r>
+        <w:rPr>
+          <w:rFonts w:ascii="Calibri" w:hAnsi="Calibri"/>
+          <w:i w:val="0"/>
+          <w:color w:val="141B2E"/>
+          <w:sz w:val="21"/>
+        </w:rPr>
+        <w:t xml:space="preserve">, and the </w:t>
+      </w:r>
+      <w:r>
+        <w:rPr>
+          <w:rFonts w:ascii="Calibri" w:hAnsi="Calibri"/>
+          <w:b/>
+          <w:i w:val="0"/>
+          <w:color w:val="141B2E"/>
+          <w:sz w:val="21"/>
+        </w:rPr>
+        <w:t>Paderborn Bearing Data Center</w:t>
+      </w:r>
+      <w:r>
+        <w:rPr>
+          <w:rFonts w:ascii="Calibri" w:hAnsi="Calibri"/>
+          <w:i w:val="0"/>
+          <w:color w:val="141B2E"/>
+          <w:sz w:val="21"/>
+        </w:rPr>
+        <w:t xml:space="preserve"> — plus the FMI pump simulator and authorised site telemetry, and it is </w:t>
+      </w:r>
+      <w:r>
+        <w:rPr>
+          <w:rFonts w:ascii="Calibri" w:hAnsi="Calibri"/>
+          <w:b/>
+          <w:i w:val="0"/>
+          <w:color w:val="141B2E"/>
+          <w:sz w:val="21"/>
+        </w:rPr>
+        <w:t>read-only by construction</w:t>
+      </w:r>
+      <w:r>
+        <w:rPr>
+          <w:rFonts w:ascii="Calibri" w:hAnsi="Calibri"/>
+          <w:i w:val="0"/>
+          <w:color w:val="141B2E"/>
+          <w:sz w:val="21"/>
+        </w:rPr>
+        <w:t xml:space="preserve">: the </w:t>
+      </w:r>
+      <w:r>
+        <w:rPr>
+          <w:rFonts w:ascii="Consolas" w:hAnsi="Consolas"/>
+          <w:color w:val="102A54"/>
+          <w:sz w:val="20"/>
+        </w:rPr>
+        <w:t>MachineHealthAdvisorySignal</w:t>
+      </w:r>
+      <w:r>
+        <w:rPr>
+          <w:rFonts w:ascii="Calibri" w:hAnsi="Calibri"/>
+          <w:i w:val="0"/>
+          <w:color w:val="141B2E"/>
+          <w:sz w:val="21"/>
+        </w:rPr>
+        <w:t xml:space="preserve"> never writes an actuator command, and the interlocks, safety gate, and operator override remain authoritative.</w:t>
+      </w:r>
+    </w:p>
+    <w:p>
+      <w:pPr>
+        <w:keepNext/>
+        <w:spacing w:before="320" w:after="40"/>
+        <w:pBdr>
+          <w:bottom w:val="single" w:sz="10" w:space="4" w:color="1C5D99"/>
+        </w:pBdr>
+      </w:pPr>
+      <w:r>
+        <w:rPr>
+          <w:rFonts w:ascii="Calibri" w:hAnsi="Calibri"/>
+          <w:b/>
+          <w:color w:val="1C5D99"/>
+          <w:sz w:val="34"/>
+        </w:rPr>
+        <w:t xml:space="preserve">11  </w:t>
       </w:r>
       <w:r>
         <w:rPr>
@@ -5558,6 +6626,62 @@
                 <w:color w:val="141B2E"/>
                 <w:sz w:val="19"/>
               </w:rPr>
+              <w:t>Machine-health runtime (Java)</w:t>
+            </w:r>
+          </w:p>
+        </w:tc>
+        <w:tc>
+          <w:tcPr>
+            <w:tcW w:type="dxa" w:w="7056"/>
+            <w:shd w:val="clear" w:color="auto" w:fill="FFFFFF"/>
+            <w:tcMar>
+              <w:top w:w="60" w:type="dxa"/>
+              <w:bottom w:w="60" w:type="dxa"/>
+              <w:start w:w="110" w:type="dxa"/>
+              <w:end w:w="110" w:type="dxa"/>
+            </w:tcMar>
+            <w:vAlign w:val="center"/>
+          </w:tcPr>
+          <w:p>
+            <w:pPr>
+              <w:spacing w:after="0" w:line="252" w:lineRule="auto"/>
+            </w:pPr>
+            <w:r>
+              <w:rPr>
+                <w:rFonts w:ascii="Calibri" w:hAnsi="Calibri"/>
+                <w:i w:val="0"/>
+                <w:color w:val="141B2E"/>
+                <w:sz w:val="19"/>
+              </w:rPr>
+              <w:t>AcousticFeatureNeuron, VibrationFeatureNeuron, FaultHypothesisNeuron, MachineHealthCorrelationNeuron, AdvisoryGateNeuron</w:t>
+            </w:r>
+          </w:p>
+        </w:tc>
+      </w:tr>
+      <w:tr>
+        <w:tc>
+          <w:tcPr>
+            <w:tcW w:type="dxa" w:w="2736"/>
+            <w:shd w:val="clear" w:color="auto" w:fill="F4F7FB"/>
+            <w:tcMar>
+              <w:top w:w="60" w:type="dxa"/>
+              <w:bottom w:w="60" w:type="dxa"/>
+              <w:start w:w="110" w:type="dxa"/>
+              <w:end w:w="110" w:type="dxa"/>
+            </w:tcMar>
+            <w:vAlign w:val="center"/>
+          </w:tcPr>
+          <w:p>
+            <w:pPr>
+              <w:spacing w:after="0" w:line="252" w:lineRule="auto"/>
+            </w:pPr>
+            <w:r>
+              <w:rPr>
+                <w:rFonts w:ascii="Calibri" w:hAnsi="Calibri"/>
+                <w:i w:val="0"/>
+                <w:color w:val="141B2E"/>
+                <w:sz w:val="19"/>
+              </w:rPr>
               <w:t>Result</w:t>
             </w:r>
           </w:p>
@@ -5565,7 +6689,7 @@
         <w:tc>
           <w:tcPr>
             <w:tcW w:type="dxa" w:w="7056"/>
-            <w:shd w:val="clear" w:color="auto" w:fill="FFFFFF"/>
+            <w:shd w:val="clear" w:color="auto" w:fill="F4F7FB"/>
             <w:tcMar>
               <w:top w:w="60" w:type="dxa"/>
               <w:bottom w:w="60" w:type="dxa"/>
@@ -5841,7 +6965,7 @@
           <w:color w:val="1C5D99"/>
           <w:sz w:val="34"/>
         </w:rPr>
-        <w:t xml:space="preserve">11  </w:t>
+        <w:t xml:space="preserve">12  </w:t>
       </w:r>
       <w:r>
         <w:rPr>
@@ -6056,7 +7180,7 @@
           <w:color w:val="1C5D99"/>
           <w:sz w:val="34"/>
         </w:rPr>
-        <w:t xml:space="preserve">12  </w:t>
+        <w:t xml:space="preserve">13  </w:t>
       </w:r>
       <w:r>
         <w:rPr>
@@ -6460,7 +7584,26 @@
           <w:color w:val="141B2E"/>
           <w:sz w:val="21"/>
         </w:rPr>
-        <w:t xml:space="preserve"> that translate a protocol into typed signals: OPC UA measurement/alarm inputs, MQTT telemetry inputs, and a Kafka shadow stream. A site-specific input adapter converts your historian or live feeds into the same typed signals while preserving event time, so the same model runs on a laptop replay and a clustered plant alike.</w:t>
+        <w:t xml:space="preserve"> that translate a protocol into typed signals: OPC UA measurement/alarm inputs, MQTT telemetry inputs, </w:t>
+      </w:r>
+      <w:r>
+        <w:rPr>
+          <w:rFonts w:ascii="Calibri" w:hAnsi="Calibri"/>
+          <w:b/>
+          <w:i w:val="0"/>
+          <w:color w:val="141B2E"/>
+          <w:sz w:val="21"/>
+        </w:rPr>
+        <w:t>FMI and PLC4X</w:t>
+      </w:r>
+      <w:r>
+        <w:rPr>
+          <w:rFonts w:ascii="Calibri" w:hAnsi="Calibri"/>
+          <w:i w:val="0"/>
+          <w:color w:val="141B2E"/>
+          <w:sz w:val="21"/>
+        </w:rPr>
+        <w:t xml:space="preserve"> measurement/event inputs, and a Kafka shadow stream — plus a machine-waveform input for the acoustic/vibration streams. A site-specific input adapter converts your historian or live feeds into the same typed signals while preserving event time, so the same model runs on a laptop replay and a clustered plant alike.</w:t>
       </w:r>
     </w:p>
     <w:p>
@@ -6478,7 +7621,7 @@
           <w:color w:val="1C5D99"/>
           <w:sz w:val="34"/>
         </w:rPr>
-        <w:t xml:space="preserve">13  </w:t>
+        <w:t xml:space="preserve">14  </w:t>
       </w:r>
       <w:r>
         <w:rPr>
@@ -6767,7 +7910,7 @@
           <w:color w:val="1C5D99"/>
           <w:sz w:val="34"/>
         </w:rPr>
-        <w:t xml:space="preserve">14  </w:t>
+        <w:t xml:space="preserve">15  </w:t>
       </w:r>
       <w:r>
         <w:rPr>
@@ -6905,6 +8048,118 @@
                 <w:sz w:val="19"/>
               </w:rPr>
               <w:t>The system recommends; humans and PLCs decide. It never trips the plant.</w:t>
+            </w:r>
+          </w:p>
+        </w:tc>
+      </w:tr>
+      <w:tr>
+        <w:tc>
+          <w:tcPr>
+            <w:tcW w:type="dxa" w:w="2880"/>
+            <w:shd w:val="clear" w:color="auto" w:fill="FFFFFF"/>
+            <w:tcMar>
+              <w:top w:w="60" w:type="dxa"/>
+              <w:bottom w:w="60" w:type="dxa"/>
+              <w:start w:w="110" w:type="dxa"/>
+              <w:end w:w="110" w:type="dxa"/>
+            </w:tcMar>
+            <w:vAlign w:val="center"/>
+          </w:tcPr>
+          <w:p>
+            <w:pPr>
+              <w:spacing w:after="0" w:line="252" w:lineRule="auto"/>
+            </w:pPr>
+            <w:r>
+              <w:rPr>
+                <w:rFonts w:ascii="Calibri" w:hAnsi="Calibri"/>
+                <w:i w:val="0"/>
+                <w:color w:val="141B2E"/>
+                <w:sz w:val="19"/>
+              </w:rPr>
+              <w:t>Condition monitoring</w:t>
+            </w:r>
+          </w:p>
+        </w:tc>
+        <w:tc>
+          <w:tcPr>
+            <w:tcW w:type="dxa" w:w="6912"/>
+            <w:shd w:val="clear" w:color="auto" w:fill="FFFFFF"/>
+            <w:tcMar>
+              <w:top w:w="60" w:type="dxa"/>
+              <w:bottom w:w="60" w:type="dxa"/>
+              <w:start w:w="110" w:type="dxa"/>
+              <w:end w:w="110" w:type="dxa"/>
+            </w:tcMar>
+            <w:vAlign w:val="center"/>
+          </w:tcPr>
+          <w:p>
+            <w:pPr>
+              <w:spacing w:after="0" w:line="252" w:lineRule="auto"/>
+            </w:pPr>
+            <w:r>
+              <w:rPr>
+                <w:rFonts w:ascii="Calibri" w:hAnsi="Calibri"/>
+                <w:i w:val="0"/>
+                <w:color w:val="141B2E"/>
+                <w:sz w:val="19"/>
+              </w:rPr>
+              <w:t>Judging machine health from sound and vibration, not just process values.</w:t>
+            </w:r>
+          </w:p>
+        </w:tc>
+      </w:tr>
+      <w:tr>
+        <w:tc>
+          <w:tcPr>
+            <w:tcW w:type="dxa" w:w="2880"/>
+            <w:shd w:val="clear" w:color="auto" w:fill="F4F7FB"/>
+            <w:tcMar>
+              <w:top w:w="60" w:type="dxa"/>
+              <w:bottom w:w="60" w:type="dxa"/>
+              <w:start w:w="110" w:type="dxa"/>
+              <w:end w:w="110" w:type="dxa"/>
+            </w:tcMar>
+            <w:vAlign w:val="center"/>
+          </w:tcPr>
+          <w:p>
+            <w:pPr>
+              <w:spacing w:after="0" w:line="252" w:lineRule="auto"/>
+            </w:pPr>
+            <w:r>
+              <w:rPr>
+                <w:rFonts w:ascii="Calibri" w:hAnsi="Calibri"/>
+                <w:i w:val="0"/>
+                <w:color w:val="141B2E"/>
+                <w:sz w:val="19"/>
+              </w:rPr>
+              <w:t>Domain shift</w:t>
+            </w:r>
+          </w:p>
+        </w:tc>
+        <w:tc>
+          <w:tcPr>
+            <w:tcW w:type="dxa" w:w="6912"/>
+            <w:shd w:val="clear" w:color="auto" w:fill="F4F7FB"/>
+            <w:tcMar>
+              <w:top w:w="60" w:type="dxa"/>
+              <w:bottom w:w="60" w:type="dxa"/>
+              <w:start w:w="110" w:type="dxa"/>
+              <w:end w:w="110" w:type="dxa"/>
+            </w:tcMar>
+            <w:vAlign w:val="center"/>
+          </w:tcPr>
+          <w:p>
+            <w:pPr>
+              <w:spacing w:after="0" w:line="252" w:lineRule="auto"/>
+            </w:pPr>
+            <w:r>
+              <w:rPr>
+                <w:rFonts w:ascii="Calibri" w:hAnsi="Calibri"/>
+                <w:i w:val="0"/>
+                <w:color w:val="141B2E"/>
+                <w:sz w:val="19"/>
+              </w:rPr>
+              <w:t>When live data differs from the training data — the model flags this instead of guessing.</w:t>
             </w:r>
           </w:p>
         </w:tc>
